--- a/downloads/handouts/Unit 02/Handout 02.12 - Compound Growth Table.docx
+++ b/downloads/handouts/Unit 02/Handout 02.12 - Compound Growth Table.docx
@@ -960,8 +960,11 @@
       </w:r>
     </w:p>
     <w:p>
-      <w:r>
-        <w:br w:type="page"/>
+      <w:pPr>
+        <w:pStyle w:val="BodyText"/>
+      </w:pPr>
+      <w:r>
+        <w:t xml:space="preserve">_____________________________________________________________________________</w:t>
       </w:r>
     </w:p>
     <w:p>
@@ -1280,8 +1283,11 @@
       </w:r>
     </w:p>
     <w:p>
-      <w:r>
-        <w:br w:type="page"/>
+      <w:pPr>
+        <w:pStyle w:val="BodyText"/>
+      </w:pPr>
+      <w:r>
+        <w:t xml:space="preserve">_____________________________________________________________________________</w:t>
       </w:r>
     </w:p>
     <w:p>

--- a/downloads/handouts/Unit 02/Handout 02.12 - Compound Growth Table.docx
+++ b/downloads/handouts/Unit 02/Handout 02.12 - Compound Growth Table.docx
@@ -6,9 +6,9 @@
       <w:pPr>
         <w:pStyle w:val="Heading1"/>
       </w:pPr>
-      <w:bookmarkStart w:id="20" w:name="handout-02.12-compound-growth-table"/>
-      <w:r>
-        <w:t xml:space="preserve">Handout 02.12: Compound Growth Table</w:t>
+      <w:bookmarkStart w:id="20" w:name="handout-2.12-compound-growth-table"/>
+      <w:r>
+        <w:t xml:space="preserve">Handout 2.12: Compound Growth Table</w:t>
       </w:r>
       <w:bookmarkEnd w:id="20"/>
     </w:p>

--- a/downloads/handouts/Unit 02/Handout 02.12 - Compound Growth Table.docx
+++ b/downloads/handouts/Unit 02/Handout 02.12 - Compound Growth Table.docx
@@ -318,7 +318,7 @@
               <w:jc w:val="left"/>
             </w:pPr>
             <w:r>
-              <w:t xml:space="preserve">How easy is it to raid?</w:t>
+              <w:t xml:space="preserve">How easy is it to take money out for something else?</w:t>
             </w:r>
           </w:p>
         </w:tc>
@@ -964,7 +964,7 @@
         <w:pStyle w:val="BodyText"/>
       </w:pPr>
       <w:r>
-        <w:t xml:space="preserve">_____________________________________________________________________________</w:t>
+        <w:t xml:space="preserve">Because: _____________________________________________________________________________</w:t>
       </w:r>
     </w:p>
     <w:p>
@@ -1276,39 +1276,13 @@
     </w:p>
     <w:p>
       <w:pPr>
-        <w:pStyle w:val="BodyText"/>
-      </w:pPr>
-      <w:r>
-        <w:t xml:space="preserve">Who ended with more? ______ Who put in more? ______ What mattered more, the amount or the years? ______</w:t>
-      </w:r>
-    </w:p>
-    <w:p>
-      <w:pPr>
-        <w:pStyle w:val="BodyText"/>
-      </w:pPr>
-      <w:r>
-        <w:t xml:space="preserve">_____________________________________________________________________________</w:t>
-      </w:r>
-    </w:p>
-    <w:p>
-      <w:pPr>
-        <w:pStyle w:val="Heading2"/>
-      </w:pPr>
-      <w:bookmarkStart w:id="25" w:name="X0151e6a0ccb203528663d34db02bbc519ca96dd"/>
-      <w:r>
-        <w:t xml:space="preserve">Part E: My pay-yourself-first plan (three sentences)</w:t>
-      </w:r>
-      <w:bookmarkEnd w:id="25"/>
-    </w:p>
-    <w:p>
-      <w:pPr>
         <w:numPr>
           <w:ilvl w:val="0"/>
           <w:numId w:val="1001"/>
         </w:numPr>
       </w:pPr>
       <w:r>
-        <w:t xml:space="preserve">I will save $______ a week (or $______ a month).</w:t>
+        <w:t xml:space="preserve">Who ended with more? ______ (b) Who put in more? ______ (c) What mattered more, the amount or the years? ______</w:t>
       </w:r>
     </w:p>
     <w:p>
@@ -1319,29 +1293,18 @@
         </w:numPr>
       </w:pPr>
       <w:r>
-        <w:t xml:space="preserve">I will keep it in ______________________________ (a jar, a youth savings account with an adult, another place) because ________________________________.</w:t>
-      </w:r>
-    </w:p>
-    <w:p>
-      <w:pPr>
-        <w:numPr>
-          <w:ilvl w:val="0"/>
-          <w:numId w:val="1001"/>
-        </w:numPr>
-      </w:pPr>
-      <w:r>
-        <w:t xml:space="preserve">My first goal for it is ______________________________ by ______________.</w:t>
+        <w:t xml:space="preserve">Why? _____________________________________________________________________________</w:t>
       </w:r>
     </w:p>
     <w:p>
       <w:pPr>
         <w:pStyle w:val="Heading2"/>
       </w:pPr>
-      <w:bookmarkStart w:id="26" w:name="grade-8-stretch"/>
-      <w:r>
-        <w:t xml:space="preserve">Grade 8 stretch</w:t>
-      </w:r>
-      <w:bookmarkEnd w:id="26"/>
+      <w:bookmarkStart w:id="25" w:name="X0151e6a0ccb203528663d34db02bbc519ca96dd"/>
+      <w:r>
+        <w:t xml:space="preserve">Part E: My pay-yourself-first plan (three sentences)</w:t>
+      </w:r>
+      <w:bookmarkEnd w:id="25"/>
     </w:p>
     <w:p>
       <w:pPr>
@@ -1351,7 +1314,7 @@
         </w:numPr>
       </w:pPr>
       <w:r>
-        <w:t xml:space="preserve">Redo the five-year table at 3 percent on the back. End of year 5: $______. How much does the rate matter over five years? $______ less.</w:t>
+        <w:t xml:space="preserve">I will save $______ a week (or $______ a month).</w:t>
       </w:r>
     </w:p>
     <w:p>
@@ -1362,7 +1325,7 @@
         </w:numPr>
       </w:pPr>
       <w:r>
-        <w:t xml:space="preserve">Check Nia’s number with the shortcut: $1,000 x 1.05 to the 50th power. (Use the calculator’s power key.) $______</w:t>
+        <w:t xml:space="preserve">I will keep it in ______________________________ (a jar, a youth savings account with an adult, another place) because ________________________________.</w:t>
       </w:r>
     </w:p>
     <w:p>
@@ -1370,6 +1333,49 @@
         <w:numPr>
           <w:ilvl w:val="0"/>
           <w:numId w:val="1002"/>
+        </w:numPr>
+      </w:pPr>
+      <w:r>
+        <w:t xml:space="preserve">My first goal for it is ______________________________ by ______________.</w:t>
+      </w:r>
+    </w:p>
+    <w:p>
+      <w:pPr>
+        <w:pStyle w:val="Heading2"/>
+      </w:pPr>
+      <w:bookmarkStart w:id="26" w:name="grade-8-stretch"/>
+      <w:r>
+        <w:t xml:space="preserve">Grade 8 stretch</w:t>
+      </w:r>
+      <w:bookmarkEnd w:id="26"/>
+    </w:p>
+    <w:p>
+      <w:pPr>
+        <w:numPr>
+          <w:ilvl w:val="0"/>
+          <w:numId w:val="1003"/>
+        </w:numPr>
+      </w:pPr>
+      <w:r>
+        <w:t xml:space="preserve">Redo the five-year table at 3 percent on the back. End of year 5: $______. How much does the rate matter over five years? $______ less.</w:t>
+      </w:r>
+    </w:p>
+    <w:p>
+      <w:pPr>
+        <w:numPr>
+          <w:ilvl w:val="0"/>
+          <w:numId w:val="1003"/>
+        </w:numPr>
+      </w:pPr>
+      <w:r>
+        <w:t xml:space="preserve">Check Nia’s number with the shortcut: $1,000 x 1.05 to the 50th power. (Use the calculator’s power key.) $______</w:t>
+      </w:r>
+    </w:p>
+    <w:p>
+      <w:pPr>
+        <w:numPr>
+          <w:ilvl w:val="0"/>
+          <w:numId w:val="1003"/>
         </w:numPr>
       </w:pPr>
       <w:r>
@@ -1592,8 +1598,120 @@
       </w:pPr>
     </w:lvl>
   </w:abstractNum>
+  <w:abstractNum w:abstractNumId="99731">
+    <w:nsid w:val="ea454b4c"/>
+    <w:multiLevelType w:val="multilevel"/>
+    <w:lvl w:ilvl="0">
+      <w:start w:val="1"/>
+      <w:numFmt w:val="lowerLetter"/>
+      <w:lvlText w:val="(%1)"/>
+      <w:lvlJc w:val="left"/>
+      <w:pPr>
+        <w:tabs>
+          <w:tab w:val="num" w:pos="0"/>
+        </w:tabs>
+        <w:ind w:left="480" w:hanging="480"/>
+      </w:pPr>
+    </w:lvl>
+    <w:lvl w:ilvl="1">
+      <w:start w:val="1"/>
+      <w:numFmt w:val="lowerLetter"/>
+      <w:lvlText w:val="(%2)"/>
+      <w:lvlJc w:val="left"/>
+      <w:pPr>
+        <w:tabs>
+          <w:tab w:val="num" w:pos="720"/>
+        </w:tabs>
+        <w:ind w:left="1200" w:hanging="480"/>
+      </w:pPr>
+    </w:lvl>
+    <w:lvl w:ilvl="2">
+      <w:start w:val="1"/>
+      <w:numFmt w:val="lowerLetter"/>
+      <w:lvlText w:val="(%3)"/>
+      <w:lvlJc w:val="left"/>
+      <w:pPr>
+        <w:tabs>
+          <w:tab w:val="num" w:pos="1440"/>
+        </w:tabs>
+        <w:ind w:left="1920" w:hanging="480"/>
+      </w:pPr>
+    </w:lvl>
+    <w:lvl w:ilvl="3">
+      <w:start w:val="1"/>
+      <w:numFmt w:val="lowerLetter"/>
+      <w:lvlText w:val="(%4)"/>
+      <w:lvlJc w:val="left"/>
+      <w:pPr>
+        <w:tabs>
+          <w:tab w:val="num" w:pos="2160"/>
+        </w:tabs>
+        <w:ind w:left="2640" w:hanging="480"/>
+      </w:pPr>
+    </w:lvl>
+    <w:lvl w:ilvl="4">
+      <w:start w:val="1"/>
+      <w:numFmt w:val="lowerLetter"/>
+      <w:lvlText w:val="(%5)"/>
+      <w:lvlJc w:val="left"/>
+      <w:pPr>
+        <w:tabs>
+          <w:tab w:val="num" w:pos="2880"/>
+        </w:tabs>
+        <w:ind w:left="3360" w:hanging="480"/>
+      </w:pPr>
+    </w:lvl>
+    <w:lvl w:ilvl="5">
+      <w:start w:val="1"/>
+      <w:numFmt w:val="lowerLetter"/>
+      <w:lvlText w:val="(%6)"/>
+      <w:lvlJc w:val="left"/>
+      <w:pPr>
+        <w:tabs>
+          <w:tab w:val="num" w:pos="3600"/>
+        </w:tabs>
+        <w:ind w:left="4080" w:hanging="480"/>
+      </w:pPr>
+    </w:lvl>
+    <w:lvl w:ilvl="6">
+      <w:start w:val="1"/>
+      <w:numFmt w:val="lowerLetter"/>
+      <w:lvlText w:val="(%7)"/>
+      <w:lvlJc w:val="left"/>
+      <w:pPr>
+        <w:tabs>
+          <w:tab w:val="num" w:pos="4320"/>
+        </w:tabs>
+        <w:ind w:left="4800" w:hanging="480"/>
+      </w:pPr>
+    </w:lvl>
+    <w:lvl w:ilvl="7">
+      <w:start w:val="1"/>
+      <w:numFmt w:val="lowerLetter"/>
+      <w:lvlText w:val="(%8)"/>
+      <w:lvlJc w:val="left"/>
+      <w:pPr>
+        <w:tabs>
+          <w:tab w:val="num" w:pos="5040"/>
+        </w:tabs>
+        <w:ind w:left="5520" w:hanging="480"/>
+      </w:pPr>
+    </w:lvl>
+    <w:lvl w:ilvl="8">
+      <w:start w:val="1"/>
+      <w:numFmt w:val="lowerLetter"/>
+      <w:lvlText w:val="(%9)"/>
+      <w:lvlJc w:val="left"/>
+      <w:pPr>
+        <w:tabs>
+          <w:tab w:val="num" w:pos="5760"/>
+        </w:tabs>
+        <w:ind w:left="6240" w:hanging="480"/>
+      </w:pPr>
+    </w:lvl>
+  </w:abstractNum>
   <w:abstractNum w:abstractNumId="99411">
-    <w:nsid w:val="ea454b4c"/>
+    <w:nsid w:val="71315dca"/>
     <w:multiLevelType w:val="multilevel"/>
     <w:lvl w:ilvl="0">
       <w:start w:val="1"/>
@@ -1708,6 +1826,36 @@
     <w:abstractNumId w:val="990"/>
   </w:num>
   <w:num w:numId="1001">
+    <w:abstractNumId w:val="99731"/>
+    <w:lvlOverride w:ilvl="0">
+      <w:startOverride w:val="1"/>
+    </w:lvlOverride>
+    <w:lvlOverride w:ilvl="1">
+      <w:startOverride w:val="1"/>
+    </w:lvlOverride>
+    <w:lvlOverride w:ilvl="2">
+      <w:startOverride w:val="1"/>
+    </w:lvlOverride>
+    <w:lvlOverride w:ilvl="3">
+      <w:startOverride w:val="1"/>
+    </w:lvlOverride>
+    <w:lvlOverride w:ilvl="4">
+      <w:startOverride w:val="1"/>
+    </w:lvlOverride>
+    <w:lvlOverride w:ilvl="5">
+      <w:startOverride w:val="1"/>
+    </w:lvlOverride>
+    <w:lvlOverride w:ilvl="6">
+      <w:startOverride w:val="1"/>
+    </w:lvlOverride>
+    <w:lvlOverride w:ilvl="7">
+      <w:startOverride w:val="1"/>
+    </w:lvlOverride>
+    <w:lvlOverride w:ilvl="8">
+      <w:startOverride w:val="1"/>
+    </w:lvlOverride>
+  </w:num>
+  <w:num w:numId="1002">
     <w:abstractNumId w:val="99411"/>
     <w:lvlOverride w:ilvl="0">
       <w:startOverride w:val="1"/>
@@ -1737,7 +1885,7 @@
       <w:startOverride w:val="1"/>
     </w:lvlOverride>
   </w:num>
-  <w:num w:numId="1002">
+  <w:num w:numId="1003">
     <w:abstractNumId w:val="99411"/>
     <w:lvlOverride w:ilvl="0">
       <w:startOverride w:val="1"/>
